--- a/src/main/resources/historico_campus_palmares.docx
+++ b/src/main/resources/historico_campus_palmares.docx
@@ -6,12 +6,17 @@
       <w:pPr>
         <w:pStyle w:val="Normal"/>
         <w:bidi w:val="0"/>
-        <w:jc w:val="both"/>
-        <w:rPr/>
-      </w:pPr>
-      <w:r>
-        <w:rPr/>
-        <w:tab/>
+        <w:spacing w:lineRule="auto" w:line="360"/>
+        <w:ind w:firstLine="709"/>
+        <w:jc w:val="both"/>
+        <w:rPr>
+          <w:rFonts w:ascii="Times New Roman" w:hAnsi="Times New Roman"/>
+        </w:rPr>
+      </w:pPr>
+      <w:r>
+        <w:rPr>
+          <w:rFonts w:ascii="Times New Roman" w:hAnsi="Times New Roman"/>
+        </w:rPr>
         <w:t>O Campus Palmares integra a terceira etapa de expansão da Rede Federal de Educação Profissional, Científica e Tecnológica, juntamente com os campi de Abreu e Lima, Cabo de Santo Agostinho, Igarassu, Jaboatão dos Guararapes, Olinda e Paulista. Sua criação resultou de um compromisso firmado entre o Governo Federal e a Prefeitura Municipal de Palmares, em agosto de 2011, e sua inauguração oficial ocorreu em 13 de outubro de 2014, com funcionamento provisório nas instalações da Faculdade de Formação de Professores da Mata Sul (FAMASUL).</w:t>
       </w:r>
     </w:p>
@@ -19,12 +24,17 @@
       <w:pPr>
         <w:pStyle w:val="Normal"/>
         <w:bidi w:val="0"/>
-        <w:jc w:val="both"/>
-        <w:rPr/>
-      </w:pPr>
-      <w:r>
-        <w:rPr/>
-        <w:tab/>
+        <w:spacing w:lineRule="auto" w:line="360"/>
+        <w:ind w:firstLine="709"/>
+        <w:jc w:val="both"/>
+        <w:rPr>
+          <w:rFonts w:ascii="Times New Roman" w:hAnsi="Times New Roman"/>
+        </w:rPr>
+      </w:pPr>
+      <w:r>
+        <w:rPr>
+          <w:rFonts w:ascii="Times New Roman" w:hAnsi="Times New Roman"/>
+        </w:rPr>
         <w:t>Em 2015, a Prefeitura de Palmares doou um terreno de cinco hectares, pertencente à antiga Escola Agrícola do município, destinado à construção da sede definitiva do campus. Localizada nas proximidades do Hospital Regional Sílvio Magalhães, a nova estrutura teve suas obras iniciadas em agosto de 2018, após a assinatura da ordem de serviço em julho do mesmo ano, sendo concluídas até o final de 2022. Atualmente, o campus dispõe de dezesseis salas de aula, doze laboratórios, biblioteca, auditório e demais ambientes pedagógicos, totalizando uma área construída de 7.146,92 m².</w:t>
       </w:r>
     </w:p>
@@ -32,12 +42,17 @@
       <w:pPr>
         <w:pStyle w:val="Normal"/>
         <w:bidi w:val="0"/>
-        <w:jc w:val="both"/>
-        <w:rPr/>
-      </w:pPr>
-      <w:r>
-        <w:rPr/>
-        <w:tab/>
+        <w:spacing w:lineRule="auto" w:line="360"/>
+        <w:ind w:firstLine="709"/>
+        <w:jc w:val="both"/>
+        <w:rPr>
+          <w:rFonts w:ascii="Times New Roman" w:hAnsi="Times New Roman"/>
+        </w:rPr>
+      </w:pPr>
+      <w:r>
+        <w:rPr>
+          <w:rFonts w:ascii="Times New Roman" w:hAnsi="Times New Roman"/>
+        </w:rPr>
         <w:t>No que se refere à sua oferta formativa, o Campus Palmares iniciou suas atividades com os cursos técnicos subsequentes em Redes de Computadores e em Manutenção e Suporte em Informática. Em 2020, ampliou sua atuação com a criação do curso Técnico em Informática para Internet. No segundo semestre de 2022, passou a ofertar o curso superior de Tecnologia em Análise e Desenvolvimento de Sistemas e, em 2023, implantou o Ensino Médio Integrado ao Técnico em Informática para Internet, consolidando o modelo de ensino verticalizado característico do IFPE.</w:t>
       </w:r>
     </w:p>
@@ -45,12 +60,17 @@
       <w:pPr>
         <w:pStyle w:val="Normal"/>
         <w:bidi w:val="0"/>
-        <w:jc w:val="both"/>
-        <w:rPr/>
-      </w:pPr>
-      <w:r>
-        <w:rPr/>
-        <w:tab/>
+        <w:spacing w:lineRule="auto" w:line="360"/>
+        <w:ind w:firstLine="709"/>
+        <w:jc w:val="both"/>
+        <w:rPr>
+          <w:rFonts w:ascii="Times New Roman" w:hAnsi="Times New Roman"/>
+        </w:rPr>
+      </w:pPr>
+      <w:r>
+        <w:rPr>
+          <w:rFonts w:ascii="Times New Roman" w:hAnsi="Times New Roman"/>
+        </w:rPr>
         <w:t>O campus também tem se destacado pela participação em programas federais. Em 2018, concluiu a formação de 140 estudantes distribuídos em seis turmas do Programa Nacional de Acesso ao Ensino Técnico e Emprego (Pronatec), em parceria com as prefeituras de Palmares e Bonito, ofertando cursos como Operador de Sistemas de Irrigação, Revitalizador de Alvenaria e Agricultor Familiar. Atualmente, desenvolve o curso de Operador de Computador na modalidade PROEJA, em parceria com a Rede Estadual de Ensino, com atividades realizadas na Escola Estadual Professor Eliseu Pereira de Melo e nos laboratórios do campus.</w:t>
       </w:r>
     </w:p>
@@ -58,22 +78,28 @@
       <w:pPr>
         <w:pStyle w:val="Normal"/>
         <w:bidi w:val="0"/>
-        <w:jc w:val="both"/>
-        <w:rPr/>
-      </w:pPr>
-      <w:r>
-        <w:rPr/>
-        <w:tab/>
+        <w:spacing w:lineRule="auto" w:line="360"/>
+        <w:ind w:firstLine="709"/>
+        <w:jc w:val="both"/>
+        <w:rPr>
+          <w:rFonts w:ascii="Times New Roman" w:hAnsi="Times New Roman"/>
+        </w:rPr>
+      </w:pPr>
+      <w:r>
+        <w:rPr>
+          <w:rFonts w:ascii="Times New Roman" w:hAnsi="Times New Roman"/>
+        </w:rPr>
         <w:t>Além do ensino técnico e superior, o IFPE Campus Palmares desenvolve diversas ações nas áreas de Pesquisa e Extensão, promovendo atividades de formação linguística, como os cursos de Inglês e Espanhol ofertados pelo Centro de Libras e Línguas Estrangeiras (CELLE). Essas iniciativas reforçam o compromisso institucional com a inclusão social, a difusão do conhecimento e o desenvolvimento regional, consolidando o papel do campus como agente de transformação educacional e comunitária.</w:t>
       </w:r>
     </w:p>
     <w:sectPr>
       <w:type w:val="nextPage"/>
       <w:pgSz w:w="11906" w:h="16838"/>
-      <w:pgMar w:left="1134" w:right="1134" w:gutter="0" w:header="0" w:top="1134" w:footer="0" w:bottom="1134"/>
+      <w:pgMar w:left="1701" w:right="1134" w:gutter="0" w:header="0" w:top="1701" w:footer="0" w:bottom="1134"/>
       <w:pgNumType w:fmt="decimal"/>
       <w:formProt w:val="false"/>
       <w:textDirection w:val="lrTb"/>
+      <w:docGrid w:type="default" w:linePitch="100" w:charSpace="0"/>
     </w:sectPr>
   </w:body>
 </w:document>
@@ -93,7 +119,6 @@
     </w:rPrDefault>
     <w:pPrDefault>
       <w:pPr>
-        <w:widowControl/>
         <w:suppressAutoHyphens w:val="true"/>
       </w:pPr>
     </w:pPrDefault>
@@ -103,7 +128,10 @@
     <w:qFormat/>
     <w:pPr>
       <w:widowControl/>
+      <w:suppressAutoHyphens w:val="true"/>
       <w:bidi w:val="0"/>
+      <w:spacing w:before="0" w:after="0"/>
+      <w:jc w:val="left"/>
     </w:pPr>
     <w:rPr>
       <w:rFonts w:ascii="Liberation Serif" w:hAnsi="Liberation Serif" w:eastAsia="Noto Serif CJK SC" w:cs="FreeSans"/>

--- a/src/main/resources/historico_campus_palmares.docx
+++ b/src/main/resources/historico_campus_palmares.docx
@@ -4,92 +4,214 @@
   <w:body>
     <w:p>
       <w:pPr>
-        <w:pStyle w:val="Normal"/>
+        <w:pStyle w:val="BodyText"/>
         <w:bidi w:val="0"/>
         <w:spacing w:lineRule="auto" w:line="360"/>
         <w:ind w:firstLine="709"/>
         <w:jc w:val="both"/>
         <w:rPr>
           <w:rFonts w:ascii="Times New Roman" w:hAnsi="Times New Roman"/>
-        </w:rPr>
-      </w:pPr>
+          <w:b w:val="false"/>
+          <w:i w:val="false"/>
+          <w:caps w:val="false"/>
+          <w:smallCaps w:val="false"/>
+          <w:strike w:val="false"/>
+          <w:dstrike w:val="false"/>
+          <w:color w:val="000000"/>
+          <w:sz w:val="24"/>
+          <w:szCs w:val="24"/>
+          <w:u w:val="none"/>
+          <w:effect w:val="none"/>
+          <w:shd w:fill="auto" w:val="clear"/>
+        </w:rPr>
+      </w:pPr>
+      <w:bookmarkStart w:id="0" w:name="docs-internal-guid-6b1f89a8-7fff-2c58-f7"/>
+      <w:bookmarkEnd w:id="0"/>
       <w:r>
         <w:rPr>
           <w:rFonts w:ascii="Times New Roman" w:hAnsi="Times New Roman"/>
-        </w:rPr>
-        <w:t>O Campus Palmares integra a terceira etapa de expansão da Rede Federal de Educação Profissional, Científica e Tecnológica, juntamente com os campi de Abreu e Lima, Cabo de Santo Agostinho, Igarassu, Jaboatão dos Guararapes, Olinda e Paulista. Sua criação resultou de um compromisso firmado entre o Governo Federal e a Prefeitura Municipal de Palmares, em agosto de 2011, e sua inauguração oficial ocorreu em 13 de outubro de 2014, com funcionamento provisório nas instalações da Faculdade de Formação de Professores da Mata Sul (FAMASUL).</w:t>
+          <w:b w:val="false"/>
+          <w:i w:val="false"/>
+          <w:caps w:val="false"/>
+          <w:smallCaps w:val="false"/>
+          <w:strike w:val="false"/>
+          <w:dstrike w:val="false"/>
+          <w:color w:val="000000"/>
+          <w:sz w:val="24"/>
+          <w:szCs w:val="24"/>
+          <w:u w:val="none"/>
+          <w:effect w:val="none"/>
+          <w:shd w:fill="auto" w:val="clear"/>
+        </w:rPr>
+        <w:t>O Campus Palmares integra a terceira etapa de expansão da Rede Federal de Educação Profissional, Científica e Tecnológica, ao lado dos campi Abreu e Lima, Cabo de Santo Agostinho, Igarassu, Jaboatão dos Guararapes, Olinda e Paulista. Sua criação resultou de um compromisso firmado entre o Governo Federal e a Prefeitura Municipal de Palmares, em agosto de 2011, e sua inauguração oficial ocorreu em 13 de outubro de 2014, com funcionamento provisório nas instalações da Faculdade de Formação de Professores da Mata Sul (FAMASUL).</w:t>
       </w:r>
     </w:p>
     <w:p>
       <w:pPr>
-        <w:pStyle w:val="Normal"/>
+        <w:pStyle w:val="BodyText"/>
         <w:bidi w:val="0"/>
-        <w:spacing w:lineRule="auto" w:line="360"/>
-        <w:ind w:firstLine="709"/>
+        <w:spacing w:lineRule="auto" w:line="360" w:before="0" w:after="0"/>
+        <w:ind w:firstLine="720" w:left="0" w:right="0"/>
         <w:jc w:val="both"/>
         <w:rPr>
           <w:rFonts w:ascii="Times New Roman" w:hAnsi="Times New Roman"/>
+          <w:b w:val="false"/>
+          <w:i w:val="false"/>
+          <w:caps w:val="false"/>
+          <w:smallCaps w:val="false"/>
+          <w:strike w:val="false"/>
+          <w:dstrike w:val="false"/>
+          <w:color w:val="000000"/>
+          <w:sz w:val="24"/>
+          <w:szCs w:val="24"/>
+          <w:u w:val="none"/>
+          <w:effect w:val="none"/>
+          <w:shd w:fill="auto" w:val="clear"/>
         </w:rPr>
       </w:pPr>
       <w:r>
         <w:rPr>
           <w:rFonts w:ascii="Times New Roman" w:hAnsi="Times New Roman"/>
-        </w:rPr>
-        <w:t>Em 2015, a Prefeitura de Palmares doou um terreno de cinco hectares, pertencente à antiga Escola Agrícola do município, destinado à construção da sede definitiva do campus. Localizada nas proximidades do Hospital Regional Sílvio Magalhães, a nova estrutura teve suas obras iniciadas em agosto de 2018, após a assinatura da ordem de serviço em julho do mesmo ano, sendo concluídas até o final de 2022. Atualmente, o campus dispõe de dezesseis salas de aula, doze laboratórios, biblioteca, auditório e demais ambientes pedagógicos, totalizando uma área construída de 7.146,92 m².</w:t>
+          <w:b w:val="false"/>
+          <w:i w:val="false"/>
+          <w:caps w:val="false"/>
+          <w:smallCaps w:val="false"/>
+          <w:strike w:val="false"/>
+          <w:dstrike w:val="false"/>
+          <w:color w:val="000000"/>
+          <w:sz w:val="24"/>
+          <w:szCs w:val="24"/>
+          <w:u w:val="none"/>
+          <w:effect w:val="none"/>
+          <w:shd w:fill="auto" w:val="clear"/>
+        </w:rPr>
+        <w:t>Em 2015, a Prefeitura de Palmares doou um terreno de cinco hectares, pertencente à antiga Escola Agrícola do município, para a construção da sede definitiva do Campus. Localizada nas proximidades do Hospital Regional Sílvio Magalhães, a nova estrutura teve suas obras iniciadas em agosto de 2018, após assinatura da ordem de serviço em julho do mesmo ano, sendo concluídas até o final de 2022. Atualmente, a sede conta com dezesseis salas de aula, doze laboratórios, biblioteca, auditório e demais ambientes pedagógicos, totalizando uma área construída de 7.146,92 m2.</w:t>
       </w:r>
     </w:p>
     <w:p>
       <w:pPr>
-        <w:pStyle w:val="Normal"/>
+        <w:pStyle w:val="BodyText"/>
         <w:bidi w:val="0"/>
-        <w:spacing w:lineRule="auto" w:line="360"/>
-        <w:ind w:firstLine="709"/>
+        <w:spacing w:lineRule="auto" w:line="360" w:before="0" w:after="0"/>
+        <w:ind w:firstLine="720" w:left="0" w:right="0"/>
         <w:jc w:val="both"/>
         <w:rPr>
           <w:rFonts w:ascii="Times New Roman" w:hAnsi="Times New Roman"/>
+          <w:b w:val="false"/>
+          <w:i w:val="false"/>
+          <w:caps w:val="false"/>
+          <w:smallCaps w:val="false"/>
+          <w:strike w:val="false"/>
+          <w:dstrike w:val="false"/>
+          <w:color w:val="000000"/>
+          <w:sz w:val="24"/>
+          <w:szCs w:val="24"/>
+          <w:u w:val="none"/>
+          <w:effect w:val="none"/>
+          <w:shd w:fill="auto" w:val="clear"/>
         </w:rPr>
       </w:pPr>
       <w:r>
         <w:rPr>
           <w:rFonts w:ascii="Times New Roman" w:hAnsi="Times New Roman"/>
-        </w:rPr>
-        <w:t>No que se refere à sua oferta formativa, o Campus Palmares iniciou suas atividades com os cursos técnicos subsequentes em Redes de Computadores e em Manutenção e Suporte em Informática. Em 2020, ampliou sua atuação com a criação do curso Técnico em Informática para Internet. No segundo semestre de 2022, passou a ofertar o curso superior de Tecnologia em Análise e Desenvolvimento de Sistemas e, em 2023, implantou o Ensino Médio Integrado ao Técnico em Informática para Internet, consolidando o modelo de ensino verticalizado característico do IFPE.</w:t>
+          <w:b w:val="false"/>
+          <w:i w:val="false"/>
+          <w:caps w:val="false"/>
+          <w:smallCaps w:val="false"/>
+          <w:strike w:val="false"/>
+          <w:dstrike w:val="false"/>
+          <w:color w:val="000000"/>
+          <w:sz w:val="24"/>
+          <w:szCs w:val="24"/>
+          <w:u w:val="none"/>
+          <w:effect w:val="none"/>
+          <w:shd w:fill="auto" w:val="clear"/>
+        </w:rPr>
+        <w:t>No âmbito de sua oferta formativa, o Campus iniciou suas atividades com os cursos técnicos subsequentes em Redes de Computadores e em Manutenção e Suporte em Informática. Em 2020, passou a ofertar também o curso Técnico em Informática para Internet, ampliando as oportunidades de formação. No segundo semestre de 2022, foi implantado o curso superior de Tecnologia em Análise e Desenvolvimento de Sistemas, e, em 2023, teve início o Ensino Médio Integrado ao Técnico em Informática para Internet, consolidando o modelo de ensino verticalizado da instituição.</w:t>
       </w:r>
     </w:p>
     <w:p>
       <w:pPr>
-        <w:pStyle w:val="Normal"/>
+        <w:pStyle w:val="BodyText"/>
         <w:bidi w:val="0"/>
-        <w:spacing w:lineRule="auto" w:line="360"/>
-        <w:ind w:firstLine="709"/>
+        <w:spacing w:lineRule="auto" w:line="360" w:before="0" w:after="0"/>
+        <w:ind w:firstLine="720" w:left="0" w:right="0"/>
         <w:jc w:val="both"/>
         <w:rPr>
           <w:rFonts w:ascii="Times New Roman" w:hAnsi="Times New Roman"/>
+          <w:b w:val="false"/>
+          <w:i w:val="false"/>
+          <w:caps w:val="false"/>
+          <w:smallCaps w:val="false"/>
+          <w:strike w:val="false"/>
+          <w:dstrike w:val="false"/>
+          <w:color w:val="000000"/>
+          <w:sz w:val="24"/>
+          <w:szCs w:val="24"/>
+          <w:u w:val="none"/>
+          <w:effect w:val="none"/>
+          <w:shd w:fill="auto" w:val="clear"/>
         </w:rPr>
       </w:pPr>
       <w:r>
         <w:rPr>
           <w:rFonts w:ascii="Times New Roman" w:hAnsi="Times New Roman"/>
-        </w:rPr>
-        <w:t>O campus também tem se destacado pela participação em programas federais. Em 2018, concluiu a formação de 140 estudantes distribuídos em seis turmas do Programa Nacional de Acesso ao Ensino Técnico e Emprego (Pronatec), em parceria com as prefeituras de Palmares e Bonito, ofertando cursos como Operador de Sistemas de Irrigação, Revitalizador de Alvenaria e Agricultor Familiar. Atualmente, desenvolve o curso de Operador de Computador na modalidade PROEJA, em parceria com a Rede Estadual de Ensino, com atividades realizadas na Escola Estadual Professor Eliseu Pereira de Melo e nos laboratórios do campus.</w:t>
+          <w:b w:val="false"/>
+          <w:i w:val="false"/>
+          <w:caps w:val="false"/>
+          <w:smallCaps w:val="false"/>
+          <w:strike w:val="false"/>
+          <w:dstrike w:val="false"/>
+          <w:color w:val="000000"/>
+          <w:sz w:val="24"/>
+          <w:szCs w:val="24"/>
+          <w:u w:val="none"/>
+          <w:effect w:val="none"/>
+          <w:shd w:fill="auto" w:val="clear"/>
+        </w:rPr>
+        <w:t>O Campus também tem se destacado pela participação em programas federais. Em 2018, concluiu a formação de 140 estudantes em seis turmas do Programa Nacional de Acesso ao Ensino Técnico e Emprego (Pronatec), em parceria com as prefeituras de Palmares e Bonito, ofertando cursos como Operador de Sistemas de Irrigação, Revitalizador de Alvenaria e Agricultor Familiar. Atualmente, desenvolve o curso de Operador de Computador na modalidade PROEJA, em parceria com a Rede Estadual de Ensino, com atividades realizadas na Escola Estadual Professor Eliseu Pereira de Melo e nos laboratórios do Campus.</w:t>
       </w:r>
     </w:p>
     <w:p>
       <w:pPr>
-        <w:pStyle w:val="Normal"/>
+        <w:pStyle w:val="BodyText"/>
         <w:bidi w:val="0"/>
-        <w:spacing w:lineRule="auto" w:line="360"/>
-        <w:ind w:firstLine="709"/>
+        <w:spacing w:lineRule="auto" w:line="360" w:before="0" w:after="0"/>
+        <w:ind w:firstLine="720" w:left="0" w:right="0"/>
         <w:jc w:val="both"/>
         <w:rPr>
           <w:rFonts w:ascii="Times New Roman" w:hAnsi="Times New Roman"/>
+          <w:b w:val="false"/>
+          <w:i w:val="false"/>
+          <w:caps w:val="false"/>
+          <w:smallCaps w:val="false"/>
+          <w:strike w:val="false"/>
+          <w:dstrike w:val="false"/>
+          <w:color w:val="000000"/>
+          <w:sz w:val="24"/>
+          <w:szCs w:val="24"/>
+          <w:u w:val="none"/>
+          <w:effect w:val="none"/>
+          <w:shd w:fill="auto" w:val="clear"/>
         </w:rPr>
       </w:pPr>
       <w:r>
         <w:rPr>
           <w:rFonts w:ascii="Times New Roman" w:hAnsi="Times New Roman"/>
-        </w:rPr>
-        <w:t>Além do ensino técnico e superior, o IFPE Campus Palmares desenvolve diversas ações nas áreas de Pesquisa e Extensão, promovendo atividades de formação linguística, como os cursos de Inglês e Espanhol ofertados pelo Centro de Libras e Línguas Estrangeiras (CELLE). Essas iniciativas reforçam o compromisso institucional com a inclusão social, a difusão do conhecimento e o desenvolvimento regional, consolidando o papel do campus como agente de transformação educacional e comunitária.</w:t>
+          <w:b w:val="false"/>
+          <w:i w:val="false"/>
+          <w:caps w:val="false"/>
+          <w:smallCaps w:val="false"/>
+          <w:strike w:val="false"/>
+          <w:dstrike w:val="false"/>
+          <w:color w:val="000000"/>
+          <w:sz w:val="24"/>
+          <w:szCs w:val="24"/>
+          <w:u w:val="none"/>
+          <w:effect w:val="none"/>
+          <w:shd w:fill="auto" w:val="clear"/>
+        </w:rPr>
+        <w:t>Além do ensino técnico e superior, o IFPE Campus Palmares desenvolve ações voltadas à Pesquisa e à Extensão, promovendo atividades de formação linguística, como os cursos de Inglês e Espanhol ofertados pelo Centro de Libras e Línguas Estrangeiras (CELLE). Essas iniciativas reforçam o compromisso institucional com a inclusão social, a promoção do conhecimento e o desenvolvimento regional, consolidando o papel do campus como agente de transformação educacional e comunitária.</w:t>
       </w:r>
     </w:p>
     <w:sectPr>
